--- a/portal/public/downloads/ADVANCED-CAPABILITY-AND-TRAINER-SKILLS-GUIDE-v5-PUBLIC-KIT.docx
+++ b/portal/public/downloads/ADVANCED-CAPABILITY-AND-TRAINER-SKILLS-GUIDE-v5-PUBLIC-KIT.docx
@@ -2087,6 +2087,78 @@
         <w:t>Protected release: https://github.com/kairali-digital/ai-human-workspace/releases/tag/v1.5.0</w:t>
       </w:r>
     </w:p>
+    <w:tbl>
+      <w:tblPr>
+        <w:tblW w:type="dxa" w:w="9360"/>
+        <w:jc w:val="left"/>
+        <w:tblLayout w:type="fixed"/>
+        <w:tblLook w:firstColumn="1" w:firstRow="1" w:lastColumn="0" w:lastRow="0" w:noHBand="0" w:noVBand="1" w:val="04A0"/>
+      </w:tblPr>
+      <w:tblGrid>
+        <w:gridCol w:w="1850"/>
+        <w:gridCol w:w="7510"/>
+      </w:tblGrid>
+      <w:tr>
+        <w:trPr>
+          <w:tblHeader w:val="true"/>
+        </w:trPr>
+        <w:tc>
+          <w:tcPr>
+            <w:tcW w:type="dxa" w:w="1850"/>
+            <w:tcMar>
+              <w:top w:w="100" w:type="dxa"/>
+              <w:start w:w="130" w:type="dxa"/>
+              <w:bottom w:w="100" w:type="dxa"/>
+              <w:end w:w="130" w:type="dxa"/>
+            </w:tcMar>
+            <w:shd w:fill="E3EEF2"/>
+            <w:vAlign w:val="center"/>
+          </w:tcPr>
+          <w:p>
+            <w:r>
+              <w:rPr>
+                <w:rFonts w:ascii="Arial" w:hAnsi="Arial"/>
+                <w:b/>
+                <w:i w:val="0"/>
+                <w:color w:val="2D713D"/>
+                <w:sz w:val="18"/>
+              </w:rPr>
+              <w:t>THREE-WORKER LIVE CHECK</w:t>
+            </w:r>
+          </w:p>
+        </w:tc>
+        <w:tc>
+          <w:tcPr>
+            <w:tcW w:type="dxa" w:w="7510"/>
+            <w:tcMar>
+              <w:top w:w="100" w:type="dxa"/>
+              <w:start w:w="130" w:type="dxa"/>
+              <w:bottom w:w="100" w:type="dxa"/>
+              <w:end w:w="130" w:type="dxa"/>
+            </w:tcMar>
+            <w:shd w:fill="E3EEF2"/>
+            <w:vAlign w:val="center"/>
+          </w:tcPr>
+          <w:p>
+            <w:r>
+              <w:rPr>
+                <w:rFonts w:ascii="Arial" w:hAnsi="Arial"/>
+                <w:b w:val="0"/>
+                <w:i w:val="0"/>
+                <w:color w:val="173428"/>
+                <w:sz w:val="18"/>
+              </w:rPr>
+              <w:t>The public kit makes Email, Full Drive Index and optional Saturday LinkedIn available. Employee activation still needs the named account, schedule, permission and local proof. TEST 25 is Drive setup only; declined LinkedIn is NOT ENABLED BY CHOICE.</w:t>
+            </w:r>
+          </w:p>
+        </w:tc>
+      </w:tr>
+    </w:tbl>
+    <w:p>
+      <w:pPr>
+        <w:spacing w:after="40"/>
+      </w:pPr>
+    </w:p>
     <w:sectPr>
       <w:headerReference w:type="default" r:id="rId9"/>
       <w:footerReference w:type="default" r:id="rId10"/>
